--- a/Doc/降妖相关考据.docx
+++ b/Doc/降妖相关考据.docx
@@ -188,23 +188,12 @@
     <w:p>
       <w:pPr>
         <w:rPr>
-          <w:rFonts w:hint="default" w:ascii="宋体" w:hAnsi="宋体" w:eastAsia="宋体" w:cs="宋体"/>
-          <w:sz w:val="24"/>
-          <w:szCs w:val="24"/>
-          <w:lang w:val="en-US" w:eastAsia="zh-CN"/>
-        </w:rPr>
-      </w:pPr>
-      <w:r>
-        <w:rPr>
           <w:rFonts w:hint="eastAsia" w:ascii="宋体" w:hAnsi="宋体" w:eastAsia="宋体" w:cs="宋体"/>
           <w:sz w:val="24"/>
           <w:szCs w:val="24"/>
           <w:lang w:val="en-US" w:eastAsia="zh-CN"/>
         </w:rPr>
-        <w:t>本游戏的妖怪、剧情、宝物等要素打算从山海经、志怪小说、古代趣闻等</w:t>
-      </w:r>
-      <w:bookmarkStart w:id="0" w:name="_GoBack"/>
-      <w:bookmarkEnd w:id="0"/>
+      </w:pPr>
       <w:r>
         <w:rPr>
           <w:rFonts w:hint="eastAsia" w:ascii="宋体" w:hAnsi="宋体" w:eastAsia="宋体" w:cs="宋体"/>
@@ -212,8 +201,351 @@
           <w:szCs w:val="24"/>
           <w:lang w:val="en-US" w:eastAsia="zh-CN"/>
         </w:rPr>
-        <w:t>采取原型。</w:t>
-      </w:r>
+        <w:t>本游戏的妖怪、剧情、宝物等要素打算从山海经、志怪小说、古代趣闻等采取原型。</w:t>
+      </w:r>
+    </w:p>
+    <w:p>
+      <w:pPr>
+        <w:bidi w:val="0"/>
+      </w:pPr>
+      <w:r>
+        <w:t>东五百里，曰祷过之山，其上多金玉，其下多犀兕，多象。</w:t>
+      </w:r>
+      <w:r>
+        <w:rPr>
+          <w:color w:val="FF0000"/>
+        </w:rPr>
+        <w:t>有鸟焉，其状如鵁，而白首、三足、人面，其名曰瞿如，其鸣自号也</w:t>
+      </w:r>
+      <w:r>
+        <w:t>。泿水出焉，而南流注于海。其中有虎蛟，其状鱼身而蛇尾，其音如鸳鸯，食者不肿，可以已痔。</w:t>
+      </w:r>
+    </w:p>
+    <w:p>
+      <w:pPr>
+        <w:bidi w:val="0"/>
+      </w:pPr>
+    </w:p>
+    <w:p>
+      <w:pPr>
+        <w:bidi w:val="0"/>
+      </w:pPr>
+      <w:bookmarkStart w:id="0" w:name="_GoBack"/>
+      <w:bookmarkEnd w:id="0"/>
+    </w:p>
+    <w:p>
+      <w:pPr>
+        <w:bidi w:val="0"/>
+      </w:pPr>
+      <w:r>
+        <w:rPr>
+          <w:rFonts w:hint="default"/>
+          <w:lang w:val="en-US" w:eastAsia="zh-CN"/>
+        </w:rPr>
+        <w:t>一、东胜神洲 [1]，</w:t>
+      </w:r>
+      <w:r>
+        <w:rPr>
+          <w:rFonts w:hint="default"/>
+          <w:lang w:val="en-US" w:eastAsia="zh-CN"/>
+        </w:rPr>
+        <w:fldChar w:fldCharType="begin"/>
+      </w:r>
+      <w:r>
+        <w:rPr>
+          <w:rFonts w:hint="default"/>
+          <w:lang w:val="en-US" w:eastAsia="zh-CN"/>
+        </w:rPr>
+        <w:instrText xml:space="preserve"> HYPERLINK "https://baike.baidu.com/item/%E6%A2%B5%E8%AF%AD/1332676?fromModule=lemma_inlink" \t "https://baike.baidu.com/item/%E5%9B%9B%E5%A4%A7%E9%83%A8%E6%B4%B2/_blank" </w:instrText>
+      </w:r>
+      <w:r>
+        <w:rPr>
+          <w:rFonts w:hint="default"/>
+          <w:lang w:val="en-US" w:eastAsia="zh-CN"/>
+        </w:rPr>
+        <w:fldChar w:fldCharType="separate"/>
+      </w:r>
+      <w:r>
+        <w:rPr>
+          <w:rStyle w:val="6"/>
+          <w:rFonts w:hint="default" w:ascii="Helvetica" w:hAnsi="Helvetica" w:eastAsia="Helvetica" w:cs="Helvetica"/>
+          <w:i w:val="0"/>
+          <w:iCs w:val="0"/>
+          <w:caps w:val="0"/>
+          <w:color w:val="136EC2"/>
+          <w:spacing w:val="0"/>
+          <w:szCs w:val="10"/>
+          <w:u w:val="none"/>
+          <w:bdr w:val="none" w:color="auto" w:sz="0" w:space="0"/>
+          <w:shd w:val="clear" w:fill="FFFFFF"/>
+        </w:rPr>
+        <w:t>梵语</w:t>
+      </w:r>
+      <w:r>
+        <w:rPr>
+          <w:rFonts w:hint="default"/>
+          <w:lang w:val="en-US" w:eastAsia="zh-CN"/>
+        </w:rPr>
+        <w:fldChar w:fldCharType="end"/>
+      </w:r>
+      <w:r>
+        <w:rPr>
+          <w:rFonts w:hint="default"/>
+          <w:lang w:val="en-US" w:eastAsia="zh-CN"/>
+        </w:rPr>
+        <w:t>弗于逮。亦云弗婆提。华言胜身。以其身胜南瞻部洲故也。又翻为初。谓日初从此出也。在须弥山东。其土东狭西广。形如半月。纵广九千</w:t>
+      </w:r>
+      <w:r>
+        <w:rPr>
+          <w:rFonts w:hint="default"/>
+          <w:lang w:val="en-US" w:eastAsia="zh-CN"/>
+        </w:rPr>
+        <w:fldChar w:fldCharType="begin"/>
+      </w:r>
+      <w:r>
+        <w:rPr>
+          <w:rFonts w:hint="default"/>
+          <w:lang w:val="en-US" w:eastAsia="zh-CN"/>
+        </w:rPr>
+        <w:instrText xml:space="preserve"> HYPERLINK "https://baike.baidu.com/item/%E7%94%B1%E6%97%AC/11011353?fromModule=lemma_inlink" \t "https://baike.baidu.com/item/%E5%9B%9B%E5%A4%A7%E9%83%A8%E6%B4%B2/_blank" </w:instrText>
+      </w:r>
+      <w:r>
+        <w:rPr>
+          <w:rFonts w:hint="default"/>
+          <w:lang w:val="en-US" w:eastAsia="zh-CN"/>
+        </w:rPr>
+        <w:fldChar w:fldCharType="separate"/>
+      </w:r>
+      <w:r>
+        <w:rPr>
+          <w:rStyle w:val="6"/>
+          <w:rFonts w:hint="default" w:ascii="Helvetica" w:hAnsi="Helvetica" w:eastAsia="Helvetica" w:cs="Helvetica"/>
+          <w:i w:val="0"/>
+          <w:iCs w:val="0"/>
+          <w:caps w:val="0"/>
+          <w:color w:val="136EC2"/>
+          <w:spacing w:val="0"/>
+          <w:szCs w:val="10"/>
+          <w:u w:val="none"/>
+          <w:bdr w:val="none" w:color="auto" w:sz="0" w:space="0"/>
+          <w:shd w:val="clear" w:fill="FFFFFF"/>
+        </w:rPr>
+        <w:t>由旬</w:t>
+      </w:r>
+      <w:r>
+        <w:rPr>
+          <w:rFonts w:hint="default"/>
+          <w:lang w:val="en-US" w:eastAsia="zh-CN"/>
+        </w:rPr>
+        <w:fldChar w:fldCharType="end"/>
+      </w:r>
+      <w:r>
+        <w:rPr>
+          <w:rFonts w:hint="default"/>
+          <w:lang w:val="en-US" w:eastAsia="zh-CN"/>
+        </w:rPr>
+        <w:t>。人面亦如半月之形。人身长八肘。人寿二百五十岁。梵语须弥。华言妙高。梵语由旬。亦云逾缮那。华言限量。身长，代表造作诸业之能力。寿命，代表福报的多少。土，代表法；弗于逮相比阎浮提土极广大且妙。</w:t>
+      </w:r>
+    </w:p>
+    <w:p>
+      <w:pPr>
+        <w:bidi w:val="0"/>
+        <w:rPr>
+          <w:rFonts w:hint="default"/>
+        </w:rPr>
+      </w:pPr>
+      <w:r>
+        <w:rPr>
+          <w:rFonts w:hint="default"/>
+          <w:lang w:val="en-US" w:eastAsia="zh-CN"/>
+        </w:rPr>
+        <w:t>二、南赡部洲，</w:t>
+      </w:r>
+      <w:r>
+        <w:rPr>
+          <w:rFonts w:hint="default"/>
+          <w:lang w:val="en-US" w:eastAsia="zh-CN"/>
+        </w:rPr>
+        <w:fldChar w:fldCharType="begin"/>
+      </w:r>
+      <w:r>
+        <w:rPr>
+          <w:rFonts w:hint="default"/>
+          <w:lang w:val="en-US" w:eastAsia="zh-CN"/>
+        </w:rPr>
+        <w:instrText xml:space="preserve"> HYPERLINK "https://baike.baidu.com/item/%E6%A2%B5%E8%AF%AD/0?fromModule=lemma_inlink" \t "https://baike.baidu.com/item/%E5%9B%9B%E5%A4%A7%E9%83%A8%E6%B4%B2/_blank" </w:instrText>
+      </w:r>
+      <w:r>
+        <w:rPr>
+          <w:rFonts w:hint="default"/>
+          <w:lang w:val="en-US" w:eastAsia="zh-CN"/>
+        </w:rPr>
+        <w:fldChar w:fldCharType="separate"/>
+      </w:r>
+      <w:r>
+        <w:rPr>
+          <w:rStyle w:val="6"/>
+          <w:rFonts w:hint="default" w:ascii="Helvetica" w:hAnsi="Helvetica" w:eastAsia="Helvetica" w:cs="Helvetica"/>
+          <w:i w:val="0"/>
+          <w:iCs w:val="0"/>
+          <w:caps w:val="0"/>
+          <w:color w:val="136EC2"/>
+          <w:spacing w:val="0"/>
+          <w:szCs w:val="10"/>
+          <w:u w:val="none"/>
+          <w:bdr w:val="none" w:color="auto" w:sz="0" w:space="0"/>
+          <w:shd w:val="clear" w:fill="FFFFFF"/>
+        </w:rPr>
+        <w:t>梵语</w:t>
+      </w:r>
+      <w:r>
+        <w:rPr>
+          <w:rFonts w:hint="default"/>
+          <w:lang w:val="en-US" w:eastAsia="zh-CN"/>
+        </w:rPr>
+        <w:fldChar w:fldCharType="end"/>
+      </w:r>
+      <w:r>
+        <w:rPr>
+          <w:rFonts w:hint="default"/>
+          <w:lang w:val="en-US" w:eastAsia="zh-CN"/>
+        </w:rPr>
+        <w:fldChar w:fldCharType="begin"/>
+      </w:r>
+      <w:r>
+        <w:rPr>
+          <w:rFonts w:hint="default"/>
+          <w:lang w:val="en-US" w:eastAsia="zh-CN"/>
+        </w:rPr>
+        <w:instrText xml:space="preserve"> HYPERLINK "https://baike.baidu.com/item/%E9%98%8E%E6%B5%AE%E6%8F%90/9973088?fromModule=lemma_inlink" \t "https://baike.baidu.com/item/%E5%9B%9B%E5%A4%A7%E9%83%A8%E6%B4%B2/_blank" </w:instrText>
+      </w:r>
+      <w:r>
+        <w:rPr>
+          <w:rFonts w:hint="default"/>
+          <w:lang w:val="en-US" w:eastAsia="zh-CN"/>
+        </w:rPr>
+        <w:fldChar w:fldCharType="separate"/>
+      </w:r>
+      <w:r>
+        <w:rPr>
+          <w:rStyle w:val="6"/>
+          <w:rFonts w:hint="default" w:ascii="Helvetica" w:hAnsi="Helvetica" w:eastAsia="Helvetica" w:cs="Helvetica"/>
+          <w:i w:val="0"/>
+          <w:iCs w:val="0"/>
+          <w:caps w:val="0"/>
+          <w:color w:val="136EC2"/>
+          <w:spacing w:val="0"/>
+          <w:szCs w:val="10"/>
+          <w:u w:val="none"/>
+          <w:bdr w:val="none" w:color="auto" w:sz="0" w:space="0"/>
+          <w:shd w:val="clear" w:fill="FFFFFF"/>
+        </w:rPr>
+        <w:t>阎浮提</w:t>
+      </w:r>
+      <w:r>
+        <w:rPr>
+          <w:rFonts w:hint="default"/>
+          <w:lang w:val="en-US" w:eastAsia="zh-CN"/>
+        </w:rPr>
+        <w:fldChar w:fldCharType="end"/>
+      </w:r>
+      <w:r>
+        <w:rPr>
+          <w:rFonts w:hint="default"/>
+          <w:lang w:val="en-US" w:eastAsia="zh-CN"/>
+        </w:rPr>
+        <w:t>。华言胜金洲。阎浮是树。提是洲名。因树立称。故名阎浮提。在须弥山南。其土南狭北广。形如车厢。从广七千由旬。人面亦像地形。人身多长三肘半。于中有长四肘者。人寿百岁。中夭者多。</w:t>
+      </w:r>
+    </w:p>
+    <w:p>
+      <w:pPr>
+        <w:bidi w:val="0"/>
+        <w:rPr>
+          <w:rFonts w:hint="default"/>
+        </w:rPr>
+      </w:pPr>
+      <w:r>
+        <w:rPr>
+          <w:rFonts w:hint="default"/>
+          <w:lang w:val="en-US" w:eastAsia="zh-CN"/>
+        </w:rPr>
+        <w:t>三、西牛贺洲 [2]。梵语瞿耶尼。华言牛货。为彼多牛。以牛为货。故名牛货。佛言其多牛、多马、多珠玉。在须弥山西。其土形如满月。纵广八千由旬。人面亦如满月。人身长十六肘。人寿五百岁。</w:t>
+      </w:r>
+    </w:p>
+    <w:p>
+      <w:pPr>
+        <w:bidi w:val="0"/>
+        <w:rPr>
+          <w:rFonts w:hint="default"/>
+        </w:rPr>
+      </w:pPr>
+      <w:r>
+        <w:rPr>
+          <w:rFonts w:hint="default"/>
+          <w:lang w:val="en-US" w:eastAsia="zh-CN"/>
+        </w:rPr>
+        <w:t>四、北俱芦洲，梵语郁单越。华言胜处。以其土胜三洲故也。在须弥山北。其土正方。犹如池沼。纵广一万</w:t>
+      </w:r>
+      <w:r>
+        <w:rPr>
+          <w:rFonts w:hint="default"/>
+          <w:lang w:val="en-US" w:eastAsia="zh-CN"/>
+        </w:rPr>
+        <w:fldChar w:fldCharType="begin"/>
+      </w:r>
+      <w:r>
+        <w:rPr>
+          <w:rFonts w:hint="default"/>
+          <w:lang w:val="en-US" w:eastAsia="zh-CN"/>
+        </w:rPr>
+        <w:instrText xml:space="preserve"> HYPERLINK "https://baike.baidu.com/item/%E7%94%B1%E6%97%AC/0?fromModule=lemma_inlink" \t "https://baike.baidu.com/item/%E5%9B%9B%E5%A4%A7%E9%83%A8%E6%B4%B2/_blank" </w:instrText>
+      </w:r>
+      <w:r>
+        <w:rPr>
+          <w:rFonts w:hint="default"/>
+          <w:lang w:val="en-US" w:eastAsia="zh-CN"/>
+        </w:rPr>
+        <w:fldChar w:fldCharType="separate"/>
+      </w:r>
+      <w:r>
+        <w:rPr>
+          <w:rStyle w:val="6"/>
+          <w:rFonts w:hint="default" w:ascii="Helvetica" w:hAnsi="Helvetica" w:eastAsia="Helvetica" w:cs="Helvetica"/>
+          <w:i w:val="0"/>
+          <w:iCs w:val="0"/>
+          <w:caps w:val="0"/>
+          <w:color w:val="136EC2"/>
+          <w:spacing w:val="0"/>
+          <w:szCs w:val="10"/>
+          <w:u w:val="none"/>
+          <w:bdr w:val="none" w:color="auto" w:sz="0" w:space="0"/>
+          <w:shd w:val="clear" w:fill="FFFFFF"/>
+        </w:rPr>
+        <w:t>由旬</w:t>
+      </w:r>
+      <w:r>
+        <w:rPr>
+          <w:rFonts w:hint="default"/>
+          <w:lang w:val="en-US" w:eastAsia="zh-CN"/>
+        </w:rPr>
+        <w:fldChar w:fldCharType="end"/>
+      </w:r>
+      <w:r>
+        <w:rPr>
+          <w:rFonts w:hint="default"/>
+          <w:lang w:val="en-US" w:eastAsia="zh-CN"/>
+        </w:rPr>
+        <w:t>。人面亦像地形。人身长三十二肘。人寿一千岁。命无中夭。</w:t>
+      </w:r>
+    </w:p>
+    <w:p>
+      <w:pPr>
+        <w:bidi w:val="0"/>
+        <w:rPr>
+          <w:rFonts w:hint="default"/>
+          <w:lang w:val="en-US" w:eastAsia="zh-CN"/>
+        </w:rPr>
+      </w:pPr>
     </w:p>
     <w:sectPr>
       <w:pgSz w:w="11906" w:h="16838"/>
@@ -544,7 +876,16 @@
       <w:b/>
     </w:rPr>
   </w:style>
-  <w:style w:type="paragraph" w:customStyle="1" w:styleId="6">
+  <w:style w:type="character" w:styleId="6">
+    <w:name w:val="Hyperlink"/>
+    <w:basedOn w:val="4"/>
+    <w:uiPriority w:val="0"/>
+    <w:rPr>
+      <w:color w:val="0000FF"/>
+      <w:u w:val="single"/>
+    </w:rPr>
+  </w:style>
+  <w:style w:type="paragraph" w:customStyle="1" w:styleId="7">
     <w:name w:val="正文段落"/>
     <w:basedOn w:val="1"/>
     <w:uiPriority w:val="0"/>
@@ -563,7 +904,7 @@
       <w:szCs w:val="32"/>
     </w:rPr>
   </w:style>
-  <w:style w:type="paragraph" w:customStyle="1" w:styleId="7">
+  <w:style w:type="paragraph" w:customStyle="1" w:styleId="8">
     <w:name w:val="标题1"/>
     <w:basedOn w:val="1"/>
     <w:next w:val="1"/>
@@ -583,7 +924,7 @@
       <w:szCs w:val="32"/>
     </w:rPr>
   </w:style>
-  <w:style w:type="paragraph" w:customStyle="1" w:styleId="8">
+  <w:style w:type="paragraph" w:customStyle="1" w:styleId="9">
     <w:name w:val="标题2"/>
     <w:basedOn w:val="1"/>
     <w:uiPriority w:val="0"/>
@@ -602,7 +943,7 @@
       <w:szCs w:val="32"/>
     </w:rPr>
   </w:style>
-  <w:style w:type="paragraph" w:customStyle="1" w:styleId="9">
+  <w:style w:type="paragraph" w:customStyle="1" w:styleId="10">
     <w:name w:val="标题3"/>
     <w:basedOn w:val="1"/>
     <w:qFormat/>

--- a/Doc/降妖相关考据.docx
+++ b/Doc/降妖相关考据.docx
@@ -230,8 +230,6 @@
       <w:pPr>
         <w:bidi w:val="0"/>
       </w:pPr>
-      <w:bookmarkStart w:id="0" w:name="_GoBack"/>
-      <w:bookmarkEnd w:id="0"/>
     </w:p>
     <w:p>
       <w:pPr>
@@ -276,7 +274,6 @@
           <w:spacing w:val="0"/>
           <w:szCs w:val="10"/>
           <w:u w:val="none"/>
-          <w:bdr w:val="none" w:color="auto" w:sz="0" w:space="0"/>
           <w:shd w:val="clear" w:fill="FFFFFF"/>
         </w:rPr>
         <w:t>梵语</w:t>
@@ -327,7 +324,6 @@
           <w:spacing w:val="0"/>
           <w:szCs w:val="10"/>
           <w:u w:val="none"/>
-          <w:bdr w:val="none" w:color="auto" w:sz="0" w:space="0"/>
           <w:shd w:val="clear" w:fill="FFFFFF"/>
         </w:rPr>
         <w:t>由旬</w:t>
@@ -393,7 +389,6 @@
           <w:spacing w:val="0"/>
           <w:szCs w:val="10"/>
           <w:u w:val="none"/>
-          <w:bdr w:val="none" w:color="auto" w:sz="0" w:space="0"/>
           <w:shd w:val="clear" w:fill="FFFFFF"/>
         </w:rPr>
         <w:t>梵语</w:t>
@@ -437,7 +432,6 @@
           <w:spacing w:val="0"/>
           <w:szCs w:val="10"/>
           <w:u w:val="none"/>
-          <w:bdr w:val="none" w:color="auto" w:sz="0" w:space="0"/>
           <w:shd w:val="clear" w:fill="FFFFFF"/>
         </w:rPr>
         <w:t>阎浮提</w:t>
@@ -477,6 +471,7 @@
         <w:bidi w:val="0"/>
         <w:rPr>
           <w:rFonts w:hint="default"/>
+          <w:lang w:val="en-US" w:eastAsia="zh-CN"/>
         </w:rPr>
       </w:pPr>
       <w:r>
@@ -518,7 +513,6 @@
           <w:spacing w:val="0"/>
           <w:szCs w:val="10"/>
           <w:u w:val="none"/>
-          <w:bdr w:val="none" w:color="auto" w:sz="0" w:space="0"/>
           <w:shd w:val="clear" w:fill="FFFFFF"/>
         </w:rPr>
         <w:t>由旬</w:t>
@@ -546,6 +540,38 @@
           <w:lang w:val="en-US" w:eastAsia="zh-CN"/>
         </w:rPr>
       </w:pPr>
+    </w:p>
+    <w:p>
+      <w:pPr>
+        <w:bidi w:val="0"/>
+        <w:rPr>
+          <w:rFonts w:hint="default"/>
+          <w:lang w:val="en-US" w:eastAsia="zh-CN"/>
+        </w:rPr>
+      </w:pPr>
+      <w:r>
+        <w:rPr>
+          <w:rFonts w:hint="default"/>
+          <w:lang w:val="en-US" w:eastAsia="zh-CN"/>
+        </w:rPr>
+        <w:t>怎么设定都行，洪荒的就是中洲仙魔更多，北洲瘴气多，东洲临海，南</w:t>
+      </w:r>
+      <w:bookmarkStart w:id="0" w:name="_GoBack"/>
+      <w:r>
+        <w:rPr>
+          <w:rFonts w:hint="default"/>
+          <w:lang w:val="en-US" w:eastAsia="zh-CN"/>
+        </w:rPr>
+        <w:t>洲普通人</w:t>
+      </w:r>
+      <w:bookmarkEnd w:id="0"/>
+      <w:r>
+        <w:rPr>
+          <w:rFonts w:hint="default"/>
+          <w:lang w:val="en-US" w:eastAsia="zh-CN"/>
+        </w:rPr>
+        <w:t>类多，西洲贫瘠</w:t>
+      </w:r>
     </w:p>
     <w:sectPr>
       <w:pgSz w:w="11906" w:h="16838"/>
@@ -888,6 +914,7 @@
   <w:style w:type="paragraph" w:customStyle="1" w:styleId="7">
     <w:name w:val="正文段落"/>
     <w:basedOn w:val="1"/>
+    <w:qFormat/>
     <w:uiPriority w:val="0"/>
     <w:pPr>
       <w:keepNext/>
@@ -908,6 +935,7 @@
     <w:name w:val="标题1"/>
     <w:basedOn w:val="1"/>
     <w:next w:val="1"/>
+    <w:qFormat/>
     <w:uiPriority w:val="0"/>
     <w:pPr>
       <w:keepNext/>
@@ -927,6 +955,7 @@
   <w:style w:type="paragraph" w:customStyle="1" w:styleId="9">
     <w:name w:val="标题2"/>
     <w:basedOn w:val="1"/>
+    <w:qFormat/>
     <w:uiPriority w:val="0"/>
     <w:pPr>
       <w:keepNext/>

--- a/Doc/降妖相关考据.docx
+++ b/Doc/降妖相关考据.docx
@@ -554,24 +554,71 @@
           <w:rFonts w:hint="default"/>
           <w:lang w:val="en-US" w:eastAsia="zh-CN"/>
         </w:rPr>
-        <w:t>怎么设定都行，洪荒的就是中洲仙魔更多，北洲瘴气多，东洲临海，南</w:t>
-      </w:r>
+        <w:t>怎么设定都行，洪荒的就是中洲仙魔更多，北洲瘴气多，东洲临海，南洲普通人类多，西洲贫瘠</w:t>
+      </w:r>
+    </w:p>
+    <w:p>
+      <w:pPr>
+        <w:bidi w:val="0"/>
+        <w:rPr>
+          <w:rFonts w:hint="default"/>
+          <w:lang w:val="en-US" w:eastAsia="zh-CN"/>
+        </w:rPr>
+      </w:pPr>
+    </w:p>
+    <w:p>
+      <w:pPr>
+        <w:bidi w:val="0"/>
+        <w:rPr>
+          <w:rFonts w:hint="default"/>
+          <w:lang w:val="en-US" w:eastAsia="zh-CN"/>
+        </w:rPr>
+      </w:pPr>
       <w:bookmarkStart w:id="0" w:name="_GoBack"/>
       <w:r>
-        <w:rPr>
-          <w:rFonts w:hint="default"/>
-          <w:lang w:val="en-US" w:eastAsia="zh-CN"/>
-        </w:rPr>
-        <w:t>洲普通人</w:t>
+        <w:drawing>
+          <wp:inline distT="0" distB="0" distL="114300" distR="114300">
+            <wp:extent cx="2567305" cy="2500630"/>
+            <wp:effectExtent l="0" t="0" r="4445" b="4445"/>
+            <wp:docPr id="2" name="图片 1"/>
+            <wp:cNvGraphicFramePr>
+              <a:graphicFrameLocks xmlns:a="http://schemas.openxmlformats.org/drawingml/2006/main" noChangeAspect="1"/>
+            </wp:cNvGraphicFramePr>
+            <a:graphic xmlns:a="http://schemas.openxmlformats.org/drawingml/2006/main">
+              <a:graphicData uri="http://schemas.openxmlformats.org/drawingml/2006/picture">
+                <pic:pic xmlns:pic="http://schemas.openxmlformats.org/drawingml/2006/picture">
+                  <pic:nvPicPr>
+                    <pic:cNvPr id="2" name="图片 1"/>
+                    <pic:cNvPicPr>
+                      <a:picLocks noChangeAspect="1"/>
+                    </pic:cNvPicPr>
+                  </pic:nvPicPr>
+                  <pic:blipFill>
+                    <a:blip r:embed="rId5"/>
+                    <a:stretch>
+                      <a:fillRect/>
+                    </a:stretch>
+                  </pic:blipFill>
+                  <pic:spPr>
+                    <a:xfrm rot="10800000">
+                      <a:off x="0" y="0"/>
+                      <a:ext cx="2567305" cy="2500630"/>
+                    </a:xfrm>
+                    <a:prstGeom prst="rect">
+                      <a:avLst/>
+                    </a:prstGeom>
+                    <a:noFill/>
+                    <a:ln>
+                      <a:noFill/>
+                    </a:ln>
+                  </pic:spPr>
+                </pic:pic>
+              </a:graphicData>
+            </a:graphic>
+          </wp:inline>
+        </w:drawing>
       </w:r>
       <w:bookmarkEnd w:id="0"/>
-      <w:r>
-        <w:rPr>
-          <w:rFonts w:hint="default"/>
-          <w:lang w:val="en-US" w:eastAsia="zh-CN"/>
-        </w:rPr>
-        <w:t>类多，西洲贫瘠</w:t>
-      </w:r>
     </w:p>
     <w:sectPr>
       <w:pgSz w:w="11906" w:h="16838"/>
@@ -679,7 +726,7 @@
     <w:lsdException w:unhideWhenUsed="0" w:uiPriority="0" w:semiHidden="0" w:name="Body Text Indent 2"/>
     <w:lsdException w:unhideWhenUsed="0" w:uiPriority="0" w:semiHidden="0" w:name="Body Text Indent 3"/>
     <w:lsdException w:unhideWhenUsed="0" w:uiPriority="0" w:semiHidden="0" w:name="Block Text"/>
-    <w:lsdException w:unhideWhenUsed="0" w:uiPriority="0" w:semiHidden="0" w:name="Hyperlink"/>
+    <w:lsdException w:qFormat="1" w:unhideWhenUsed="0" w:uiPriority="0" w:semiHidden="0" w:name="Hyperlink"/>
     <w:lsdException w:unhideWhenUsed="0" w:uiPriority="0" w:semiHidden="0" w:name="FollowedHyperlink"/>
     <w:lsdException w:qFormat="1" w:unhideWhenUsed="0" w:uiPriority="0" w:semiHidden="0" w:name="Strong"/>
     <w:lsdException w:qFormat="1" w:unhideWhenUsed="0" w:uiPriority="0" w:semiHidden="0" w:name="Emphasis"/>
@@ -905,6 +952,7 @@
   <w:style w:type="character" w:styleId="6">
     <w:name w:val="Hyperlink"/>
     <w:basedOn w:val="4"/>
+    <w:qFormat/>
     <w:uiPriority w:val="0"/>
     <w:rPr>
       <w:color w:val="0000FF"/>
